--- a/libs/templates/template - 4kup.docx
+++ b/libs/templates/template - 4kup.docx
@@ -1,6 +1,6 @@
 
 <file path=word/document.xml><?xml version="1.0" encoding="utf-8"?>
-<w:document xmlns:wpc="http://schemas.microsoft.com/office/word/2010/wordprocessingCanvas" xmlns:cx="http://schemas.microsoft.com/office/drawing/2014/chartex" xmlns:cx1="http://schemas.microsoft.com/office/drawing/2015/9/8/chartex" xmlns:cx2="http://schemas.microsoft.com/office/drawing/2015/10/21/chartex" xmlns:cx3="http://schemas.microsoft.com/office/drawing/2016/5/9/chartex" xmlns:cx4="http://schemas.microsoft.com/office/drawing/2016/5/10/chartex" xmlns:cx5="http://schemas.microsoft.com/office/drawing/2016/5/11/chartex" xmlns:cx6="http://schemas.microsoft.com/office/drawing/2016/5/12/chartex" xmlns:cx7="http://schemas.microsoft.com/office/drawing/2016/5/13/chartex" xmlns:cx8="http://schemas.microsoft.com/office/drawing/2016/5/14/chartex" xmlns:mc="http://schemas.openxmlformats.org/markup-compatibility/2006" xmlns:aink="http://schemas.microsoft.com/office/drawing/2016/ink" xmlns:am3d="http://schemas.microsoft.com/office/drawing/2017/model3d" xmlns:o="urn:schemas-microsoft-com:office:office" xmlns:oel="http://schemas.microsoft.com/office/2019/extlst" xmlns:r="http://schemas.openxmlformats.org/officeDocument/2006/relationships" xmlns:m="http://schemas.openxmlformats.org/officeDocument/2006/math" xmlns:v="urn:schemas-microsoft-com:vml" xmlns:wp14="http://schemas.microsoft.com/office/word/2010/wordprocessingDrawing" xmlns:wp="http://schemas.openxmlformats.org/drawingml/2006/wordprocessingDrawing" xmlns:w10="urn:schemas-microsoft-com:office:word" xmlns:w="http://schemas.openxmlformats.org/wordprocessingml/2006/main" xmlns:w14="http://schemas.microsoft.com/office/word/2010/wordml" xmlns:w15="http://schemas.microsoft.com/office/word/2012/wordml" xmlns:w16cex="http://schemas.microsoft.com/office/word/2018/wordml/cex" xmlns:w16cid="http://schemas.microsoft.com/office/word/2016/wordml/cid" xmlns:w16="http://schemas.microsoft.com/office/word/2018/wordml" xmlns:w16sdtdh="http://schemas.microsoft.com/office/word/2020/wordml/sdtdatahash" xmlns:w16se="http://schemas.microsoft.com/office/word/2015/wordml/symex" xmlns:wpg="http://schemas.microsoft.com/office/word/2010/wordprocessingGroup" xmlns:wpi="http://schemas.microsoft.com/office/word/2010/wordprocessingInk" xmlns:wne="http://schemas.microsoft.com/office/word/2006/wordml" xmlns:wps="http://schemas.microsoft.com/office/word/2010/wordprocessingShape" mc:Ignorable="w14 w15 w16se w16cid w16 w16cex w16sdtdh wp14">
+<w:document xmlns:wpc="http://schemas.microsoft.com/office/word/2010/wordprocessingCanvas" xmlns:cx="http://schemas.microsoft.com/office/drawing/2014/chartex" xmlns:cx1="http://schemas.microsoft.com/office/drawing/2015/9/8/chartex" xmlns:cx2="http://schemas.microsoft.com/office/drawing/2015/10/21/chartex" xmlns:cx3="http://schemas.microsoft.com/office/drawing/2016/5/9/chartex" xmlns:cx4="http://schemas.microsoft.com/office/drawing/2016/5/10/chartex" xmlns:cx5="http://schemas.microsoft.com/office/drawing/2016/5/11/chartex" xmlns:cx6="http://schemas.microsoft.com/office/drawing/2016/5/12/chartex" xmlns:cx7="http://schemas.microsoft.com/office/drawing/2016/5/13/chartex" xmlns:cx8="http://schemas.microsoft.com/office/drawing/2016/5/14/chartex" xmlns:mc="http://schemas.openxmlformats.org/markup-compatibility/2006" xmlns:aink="http://schemas.microsoft.com/office/drawing/2016/ink" xmlns:am3d="http://schemas.microsoft.com/office/drawing/2017/model3d" xmlns:o="urn:schemas-microsoft-com:office:office" xmlns:oel="http://schemas.microsoft.com/office/2019/extlst" xmlns:r="http://schemas.openxmlformats.org/officeDocument/2006/relationships" xmlns:m="http://schemas.openxmlformats.org/officeDocument/2006/math" xmlns:v="urn:schemas-microsoft-com:vml" xmlns:wp14="http://schemas.microsoft.com/office/word/2010/wordprocessingDrawing" xmlns:wp="http://schemas.openxmlformats.org/drawingml/2006/wordprocessingDrawing" xmlns:w10="urn:schemas-microsoft-com:office:word" xmlns:w="http://schemas.openxmlformats.org/wordprocessingml/2006/main" xmlns:w14="http://schemas.microsoft.com/office/word/2010/wordml" xmlns:w15="http://schemas.microsoft.com/office/word/2012/wordml" xmlns:w16cex="http://schemas.microsoft.com/office/word/2018/wordml/cex" xmlns:w16cid="http://schemas.microsoft.com/office/word/2016/wordml/cid" xmlns:w16="http://schemas.microsoft.com/office/word/2018/wordml" xmlns:w16du="http://schemas.microsoft.com/office/word/2023/wordml/word16du" xmlns:w16sdtdh="http://schemas.microsoft.com/office/word/2020/wordml/sdtdatahash" xmlns:w16se="http://schemas.microsoft.com/office/word/2015/wordml/symex" xmlns:wpg="http://schemas.microsoft.com/office/word/2010/wordprocessingGroup" xmlns:wpi="http://schemas.microsoft.com/office/word/2010/wordprocessingInk" xmlns:wne="http://schemas.microsoft.com/office/word/2006/wordml" xmlns:wps="http://schemas.microsoft.com/office/word/2010/wordprocessingShape" mc:Ignorable="w14 w15 w16se w16cid w16 w16cex w16sdtdh w16du wp14">
   <w:body>
     <w:p>
       <w:pPr>
@@ -85,7 +85,7 @@
           <w:noProof/>
         </w:rPr>
         <w:drawing>
-          <wp:anchor distT="0" distB="0" distL="114300" distR="114300" simplePos="0" relativeHeight="251666432" behindDoc="1" locked="0" layoutInCell="1" allowOverlap="1" wp14:anchorId="0E21E6F9" wp14:editId="0FC28506">
+          <wp:anchor distT="0" distB="0" distL="114300" distR="114300" simplePos="0" relativeHeight="251666432" behindDoc="1" locked="0" layoutInCell="1" allowOverlap="1" wp14:anchorId="0E21E6F9" wp14:editId="4FD350B5">
             <wp:simplePos x="0" y="0"/>
             <wp:positionH relativeFrom="column">
               <wp:posOffset>4344670</wp:posOffset>
@@ -151,7 +151,7 @@
           <w:noProof/>
         </w:rPr>
         <w:drawing>
-          <wp:anchor distT="0" distB="0" distL="114300" distR="114300" simplePos="0" relativeHeight="251668480" behindDoc="1" locked="0" layoutInCell="1" allowOverlap="1" wp14:anchorId="2EED07C0" wp14:editId="3B042516">
+          <wp:anchor distT="0" distB="0" distL="114300" distR="114300" simplePos="0" relativeHeight="251668480" behindDoc="1" locked="0" layoutInCell="1" allowOverlap="1" wp14:anchorId="2EED07C0" wp14:editId="18675923">
             <wp:simplePos x="0" y="0"/>
             <wp:positionH relativeFrom="column">
               <wp:posOffset>-944245</wp:posOffset>
@@ -631,7 +631,6 @@
         </w:rPr>
         <w:t>{</w:t>
       </w:r>
-      <w:proofErr w:type="spellStart"/>
       <w:r>
         <w:rPr>
           <w:rFonts w:ascii="Algerian" w:eastAsia="Yu Gothic Medium" w:hAnsi="Algerian" w:cs="Dubai"/>
@@ -641,7 +640,6 @@
         </w:rPr>
         <w:t>name</w:t>
       </w:r>
-      <w:proofErr w:type="spellEnd"/>
       <w:r>
         <w:rPr>
           <w:rFonts w:ascii="Algerian" w:eastAsia="Yu Gothic Medium" w:hAnsi="Algerian" w:cs="Dubai"/>
@@ -651,7 +649,6 @@
         </w:rPr>
         <w:t>} {</w:t>
       </w:r>
-      <w:proofErr w:type="spellStart"/>
       <w:r>
         <w:rPr>
           <w:rFonts w:ascii="Algerian" w:eastAsia="Yu Gothic Medium" w:hAnsi="Algerian" w:cs="Dubai"/>
@@ -661,7 +658,6 @@
         </w:rPr>
         <w:t>last_name</w:t>
       </w:r>
-      <w:proofErr w:type="spellEnd"/>
       <w:r>
         <w:rPr>
           <w:rFonts w:ascii="Algerian" w:eastAsia="Yu Gothic Medium" w:hAnsi="Algerian" w:cs="Dubai"/>
@@ -832,19 +828,8 @@
           <w:szCs w:val="24"/>
           <w:u w:val="single"/>
         </w:rPr>
-        <w:t xml:space="preserve"> </w:t>
-      </w:r>
-      <w:proofErr w:type="spellStart"/>
-      <w:r>
-        <w:rPr>
-          <w:rFonts w:ascii="Algerian" w:eastAsia="Yu Gothic Medium" w:hAnsi="Algerian" w:cs="Dubai"/>
-          <w:sz w:val="24"/>
-          <w:szCs w:val="24"/>
-          <w:u w:val="single"/>
-        </w:rPr>
-        <w:t>kup</w:t>
-      </w:r>
-      <w:proofErr w:type="spellEnd"/>
+        <w:t xml:space="preserve"> kup</w:t>
+      </w:r>
       <w:r>
         <w:rPr>
           <w:rFonts w:ascii="Algerian" w:eastAsia="Yu Gothic Medium" w:hAnsi="Algerian" w:cs="Dubai"/>
@@ -956,25 +941,7 @@
           <w:sz w:val="26"/>
           <w:szCs w:val="26"/>
         </w:rPr>
-        <w:t xml:space="preserve"> las   </w:t>
-      </w:r>
-      <w:proofErr w:type="gramStart"/>
-      <w:r>
-        <w:rPr>
-          <w:rFonts w:ascii="Dubai" w:eastAsia="Yu Gothic Medium" w:hAnsi="Dubai" w:cs="Dubai"/>
-          <w:sz w:val="26"/>
-          <w:szCs w:val="26"/>
-        </w:rPr>
-        <w:t>regulaciones  de</w:t>
-      </w:r>
-      <w:proofErr w:type="gramEnd"/>
-      <w:r>
-        <w:rPr>
-          <w:rFonts w:ascii="Dubai" w:eastAsia="Yu Gothic Medium" w:hAnsi="Dubai" w:cs="Dubai"/>
-          <w:sz w:val="26"/>
-          <w:szCs w:val="26"/>
-        </w:rPr>
-        <w:t xml:space="preserve">    la  escuela   Salvadoreña  de  Tae-Kwon-Do y    defensa  personal      </w:t>
+        <w:t xml:space="preserve"> las   regulaciones  de    la  escuela   Salvadoreña  de  Tae-Kwon-Do y    defensa  personal      </w:t>
       </w:r>
       <w:r>
         <w:rPr>
@@ -1061,127 +1028,100 @@
           <w:szCs w:val="26"/>
           <w:u w:val="single"/>
         </w:rPr>
+        <w:t>{d</w:t>
+      </w:r>
+      <w:r>
+        <w:rPr>
+          <w:rFonts w:ascii="Dubai" w:eastAsia="Yu Gothic Medium" w:hAnsi="Dubai" w:cs="Dubai"/>
+          <w:b/>
+          <w:bCs/>
+          <w:sz w:val="26"/>
+          <w:szCs w:val="26"/>
+          <w:u w:val="single"/>
+        </w:rPr>
+        <w:t>ay</w:t>
+      </w:r>
+      <w:r>
+        <w:rPr>
+          <w:rFonts w:ascii="Dubai" w:eastAsia="Yu Gothic Medium" w:hAnsi="Dubai" w:cs="Dubai"/>
+          <w:b/>
+          <w:bCs/>
+          <w:sz w:val="26"/>
+          <w:szCs w:val="26"/>
+          <w:u w:val="single"/>
+        </w:rPr>
+        <w:t>}</w:t>
+      </w:r>
+      <w:r>
+        <w:rPr>
+          <w:rFonts w:ascii="Dubai" w:eastAsia="Yu Gothic Medium" w:hAnsi="Dubai" w:cs="Dubai"/>
+          <w:b/>
+          <w:bCs/>
+          <w:sz w:val="26"/>
+          <w:szCs w:val="26"/>
+        </w:rPr>
+        <w:t xml:space="preserve"> </w:t>
+      </w:r>
+      <w:r>
+        <w:rPr>
+          <w:rFonts w:ascii="Dubai" w:eastAsia="Yu Gothic Medium" w:hAnsi="Dubai" w:cs="Dubai"/>
+          <w:sz w:val="26"/>
+          <w:szCs w:val="26"/>
+        </w:rPr>
+        <w:t xml:space="preserve">  de  </w:t>
+      </w:r>
+      <w:r>
+        <w:rPr>
+          <w:rFonts w:ascii="Dubai" w:eastAsia="Yu Gothic Medium" w:hAnsi="Dubai" w:cs="Dubai"/>
+          <w:b/>
+          <w:bCs/>
+          <w:sz w:val="26"/>
+          <w:szCs w:val="26"/>
+          <w:u w:val="single"/>
+        </w:rPr>
+        <w:t>{m</w:t>
+      </w:r>
+      <w:r>
+        <w:rPr>
+          <w:rFonts w:ascii="Dubai" w:eastAsia="Yu Gothic Medium" w:hAnsi="Dubai" w:cs="Dubai"/>
+          <w:b/>
+          <w:bCs/>
+          <w:sz w:val="26"/>
+          <w:szCs w:val="26"/>
+          <w:u w:val="single"/>
+        </w:rPr>
+        <w:t>onth</w:t>
+      </w:r>
+      <w:r>
+        <w:rPr>
+          <w:rFonts w:ascii="Dubai" w:eastAsia="Yu Gothic Medium" w:hAnsi="Dubai" w:cs="Dubai"/>
+          <w:b/>
+          <w:bCs/>
+          <w:sz w:val="26"/>
+          <w:szCs w:val="26"/>
+          <w:u w:val="single"/>
+        </w:rPr>
+        <w:t>}</w:t>
+      </w:r>
+      <w:r>
+        <w:rPr>
+          <w:rFonts w:ascii="Dubai" w:eastAsia="Yu Gothic Medium" w:hAnsi="Dubai" w:cs="Dubai"/>
+          <w:sz w:val="26"/>
+          <w:szCs w:val="26"/>
+        </w:rPr>
+        <w:t xml:space="preserve">  de  </w:t>
+      </w:r>
+      <w:r>
+        <w:rPr>
+          <w:rFonts w:ascii="Dubai" w:eastAsia="Yu Gothic Medium" w:hAnsi="Dubai" w:cs="Dubai"/>
+          <w:b/>
+          <w:bCs/>
+          <w:sz w:val="26"/>
+          <w:szCs w:val="26"/>
+          <w:u w:val="single"/>
+        </w:rPr>
         <w:t>{</w:t>
       </w:r>
-      <w:proofErr w:type="spellStart"/>
-      <w:r>
-        <w:rPr>
-          <w:rFonts w:ascii="Dubai" w:eastAsia="Yu Gothic Medium" w:hAnsi="Dubai" w:cs="Dubai"/>
-          <w:b/>
-          <w:bCs/>
-          <w:sz w:val="26"/>
-          <w:szCs w:val="26"/>
-          <w:u w:val="single"/>
-        </w:rPr>
-        <w:t>d</w:t>
-      </w:r>
-      <w:r>
-        <w:rPr>
-          <w:rFonts w:ascii="Dubai" w:eastAsia="Yu Gothic Medium" w:hAnsi="Dubai" w:cs="Dubai"/>
-          <w:b/>
-          <w:bCs/>
-          <w:sz w:val="26"/>
-          <w:szCs w:val="26"/>
-          <w:u w:val="single"/>
-        </w:rPr>
-        <w:t>ay</w:t>
-      </w:r>
-      <w:proofErr w:type="spellEnd"/>
-      <w:r>
-        <w:rPr>
-          <w:rFonts w:ascii="Dubai" w:eastAsia="Yu Gothic Medium" w:hAnsi="Dubai" w:cs="Dubai"/>
-          <w:b/>
-          <w:bCs/>
-          <w:sz w:val="26"/>
-          <w:szCs w:val="26"/>
-          <w:u w:val="single"/>
-        </w:rPr>
-        <w:t>}</w:t>
-      </w:r>
-      <w:r>
-        <w:rPr>
-          <w:rFonts w:ascii="Dubai" w:eastAsia="Yu Gothic Medium" w:hAnsi="Dubai" w:cs="Dubai"/>
-          <w:b/>
-          <w:bCs/>
-          <w:sz w:val="26"/>
-          <w:szCs w:val="26"/>
-        </w:rPr>
-        <w:t xml:space="preserve"> </w:t>
-      </w:r>
-      <w:r>
-        <w:rPr>
-          <w:rFonts w:ascii="Dubai" w:eastAsia="Yu Gothic Medium" w:hAnsi="Dubai" w:cs="Dubai"/>
-          <w:sz w:val="26"/>
-          <w:szCs w:val="26"/>
-        </w:rPr>
-        <w:t xml:space="preserve">  de  </w:t>
-      </w:r>
-      <w:r>
-        <w:rPr>
-          <w:rFonts w:ascii="Dubai" w:eastAsia="Yu Gothic Medium" w:hAnsi="Dubai" w:cs="Dubai"/>
-          <w:b/>
-          <w:bCs/>
-          <w:sz w:val="26"/>
-          <w:szCs w:val="26"/>
-          <w:u w:val="single"/>
-        </w:rPr>
-        <w:t>{</w:t>
-      </w:r>
-      <w:proofErr w:type="spellStart"/>
-      <w:r>
-        <w:rPr>
-          <w:rFonts w:ascii="Dubai" w:eastAsia="Yu Gothic Medium" w:hAnsi="Dubai" w:cs="Dubai"/>
-          <w:b/>
-          <w:bCs/>
-          <w:sz w:val="26"/>
-          <w:szCs w:val="26"/>
-          <w:u w:val="single"/>
-        </w:rPr>
-        <w:t>m</w:t>
-      </w:r>
-      <w:r>
-        <w:rPr>
-          <w:rFonts w:ascii="Dubai" w:eastAsia="Yu Gothic Medium" w:hAnsi="Dubai" w:cs="Dubai"/>
-          <w:b/>
-          <w:bCs/>
-          <w:sz w:val="26"/>
-          <w:szCs w:val="26"/>
-          <w:u w:val="single"/>
-        </w:rPr>
-        <w:t>onth</w:t>
-      </w:r>
-      <w:proofErr w:type="spellEnd"/>
-      <w:r>
-        <w:rPr>
-          <w:rFonts w:ascii="Dubai" w:eastAsia="Yu Gothic Medium" w:hAnsi="Dubai" w:cs="Dubai"/>
-          <w:b/>
-          <w:bCs/>
-          <w:sz w:val="26"/>
-          <w:szCs w:val="26"/>
-          <w:u w:val="single"/>
-        </w:rPr>
-        <w:t>}</w:t>
-      </w:r>
-      <w:r>
-        <w:rPr>
-          <w:rFonts w:ascii="Dubai" w:eastAsia="Yu Gothic Medium" w:hAnsi="Dubai" w:cs="Dubai"/>
-          <w:sz w:val="26"/>
-          <w:szCs w:val="26"/>
-        </w:rPr>
-        <w:t xml:space="preserve">  de  </w:t>
-      </w:r>
-      <w:r>
-        <w:rPr>
-          <w:rFonts w:ascii="Dubai" w:eastAsia="Yu Gothic Medium" w:hAnsi="Dubai" w:cs="Dubai"/>
-          <w:b/>
-          <w:bCs/>
-          <w:sz w:val="26"/>
-          <w:szCs w:val="26"/>
-          <w:u w:val="single"/>
-        </w:rPr>
-        <w:t>{</w:t>
-      </w:r>
-      <w:proofErr w:type="spellStart"/>
       <w:r>
         <w:rPr>
           <w:rFonts w:ascii="Dubai" w:eastAsia="Yu Gothic Medium" w:hAnsi="Dubai" w:cs="Dubai"/>
@@ -1193,7 +1133,6 @@
         </w:rPr>
         <w:t>year</w:t>
       </w:r>
-      <w:proofErr w:type="spellEnd"/>
       <w:r>
         <w:rPr>
           <w:rFonts w:ascii="Dubai" w:eastAsia="Yu Gothic Medium" w:hAnsi="Dubai" w:cs="Dubai"/>
@@ -1385,7 +1324,7 @@
           <w:sz w:val="18"/>
           <w:szCs w:val="18"/>
         </w:rPr>
-        <w:t>3</w:t>
+        <w:t>4</w:t>
       </w:r>
       <w:r>
         <w:rPr>
@@ -1405,30 +1344,18 @@
           <w:sz w:val="18"/>
           <w:szCs w:val="18"/>
         </w:rPr>
-        <w:t xml:space="preserve">Dan </w:t>
-      </w:r>
-      <w:proofErr w:type="spellStart"/>
-      <w:r>
-        <w:rPr>
-          <w:rFonts w:ascii="Dubai" w:eastAsia="Yu Gothic Medium" w:hAnsi="Dubai" w:cs="Dubai"/>
+        <w:t>Dan N</w:t>
+      </w:r>
+      <w:r>
+        <w:rPr>
+          <w:rFonts w:eastAsia="Yu Gothic Medium" w:cstheme="minorHAnsi"/>
           <w:b/>
           <w:bCs/>
           <w:sz w:val="18"/>
           <w:szCs w:val="18"/>
         </w:rPr>
-        <w:t>N</w:t>
-      </w:r>
-      <w:r>
-        <w:rPr>
-          <w:rFonts w:eastAsia="Yu Gothic Medium" w:cstheme="minorHAnsi"/>
-          <w:b/>
-          <w:bCs/>
-          <w:sz w:val="18"/>
-          <w:szCs w:val="18"/>
-        </w:rPr>
         <w:t>º</w:t>
       </w:r>
-      <w:proofErr w:type="spellEnd"/>
       <w:r>
         <w:rPr>
           <w:rFonts w:eastAsia="Yu Gothic Medium" w:cstheme="minorHAnsi"/>
@@ -1689,7 +1616,7 @@
 </file>
 
 <file path=word/styles.xml><?xml version="1.0" encoding="utf-8"?>
-<w:styles xmlns:mc="http://schemas.openxmlformats.org/markup-compatibility/2006" xmlns:r="http://schemas.openxmlformats.org/officeDocument/2006/relationships" xmlns:w="http://schemas.openxmlformats.org/wordprocessingml/2006/main" xmlns:w14="http://schemas.microsoft.com/office/word/2010/wordml" xmlns:w15="http://schemas.microsoft.com/office/word/2012/wordml" xmlns:w16cex="http://schemas.microsoft.com/office/word/2018/wordml/cex" xmlns:w16cid="http://schemas.microsoft.com/office/word/2016/wordml/cid" xmlns:w16="http://schemas.microsoft.com/office/word/2018/wordml" xmlns:w16sdtdh="http://schemas.microsoft.com/office/word/2020/wordml/sdtdatahash" xmlns:w16se="http://schemas.microsoft.com/office/word/2015/wordml/symex" mc:Ignorable="w14 w15 w16se w16cid w16 w16cex w16sdtdh">
+<w:styles xmlns:mc="http://schemas.openxmlformats.org/markup-compatibility/2006" xmlns:r="http://schemas.openxmlformats.org/officeDocument/2006/relationships" xmlns:w="http://schemas.openxmlformats.org/wordprocessingml/2006/main" xmlns:w14="http://schemas.microsoft.com/office/word/2010/wordml" xmlns:w15="http://schemas.microsoft.com/office/word/2012/wordml" xmlns:w16cex="http://schemas.microsoft.com/office/word/2018/wordml/cex" xmlns:w16cid="http://schemas.microsoft.com/office/word/2016/wordml/cid" xmlns:w16="http://schemas.microsoft.com/office/word/2018/wordml" xmlns:w16du="http://schemas.microsoft.com/office/word/2023/wordml/word16du" xmlns:w16sdtdh="http://schemas.microsoft.com/office/word/2020/wordml/sdtdatahash" xmlns:w16se="http://schemas.microsoft.com/office/word/2015/wordml/symex" mc:Ignorable="w14 w15 w16se w16cid w16 w16cex w16sdtdh w16du">
   <w:docDefaults>
     <w:rPrDefault>
       <w:rPr>
